--- a/docs/Golden_Eggs_Setup_Documentation_clean.docx
+++ b/docs/Golden_Eggs_Setup_Documentation_clean.docx
@@ -691,7 +691,7 @@
     </w:p>
     <w:p>
       <w:r>
-        <w:t>- Game settings: winRate, bonusRate, egg names/labels, per-level cost/prize/image settings, max stored eggs, and info text.</w:t>
+        <w:t>- Game settings: global winRate/bonusRate, optional per-level winRate/bonusRate, egg names/labels, per-level cost/prize/image settings, max stored eggs, and info text.</w:t>
       </w:r>
     </w:p>
     <w:p>

--- a/docs/Golden_Eggs_Setup_Documentation_clean.docx
+++ b/docs/Golden_Eggs_Setup_Documentation_clean.docx
@@ -691,7 +691,7 @@
     </w:p>
     <w:p>
       <w:r>
-        <w:t>- Game settings: global winRate/bonusRate, optional per-level winRate/bonusRate, egg names/labels, per-level cost/prize/image settings, max stored eggs, and info text.</w:t>
+        <w:t>- Game settings: global winRate/bonusRate, optional per-level winRate/bonusRate, egg names/labels, egg type skin images, per-level cost/prize/image settings, max stored eggs, and info text.</w:t>
       </w:r>
     </w:p>
     <w:p>
